--- a/data/cvs/cv_9_A_Team_Senior_Independent_Software_Developer.docx
+++ b/data/cvs/cv_9_A_Team_Senior_Independent_Software_Developer.docx
@@ -36,7 +36,7 @@
         <w:rPr>
           <w:sz w:val="20"/>
         </w:rPr>
-        <w:t>centyanita@gmail.com | +254 712 382 443 | LinkedIn | GitHub</w:t>
+        <w:t>centyanita@gmail.com | +254 712 382 443 | www.linkedin.com/in/centrine-ong-aria-aba21a343 | github.com/Centrine-O</w:t>
       </w:r>
     </w:p>
     <w:p>
@@ -62,7 +62,7 @@
         <w:rPr>
           <w:sz w:val="20"/>
         </w:rPr>
-        <w:t>Senior Independent Software Developer with a diverse background in full-stack development, AI data annotation, and software engineering. Skilled in product design and management, with expertise in UI/UX, data science, and machine learning. Proficient in cloud computing, DevOps practices, and Agile methodologies. Experienced in client communication, project management, and team collaboration, with a strong focus on problem-solving, creativity, and attention to detail.</w:t>
+        <w:t>Senior Software Developer with extensive full-stack development expertise, including AI data annotation and software engineering. Skilled in product management, web and mobile development, and UI/UX design. Proficient in front-end and back-end technologies, cloud computing, and DevOps practices. Experienced in Agile methodologies, CI/CD pipelines, and version control with Git. Effective communicator with clients and a collaborative team player. Proven problem-solving abilities and a strong focus on delivering high-quality software solutions.</w:t>
       </w:r>
     </w:p>
     <w:p>
@@ -185,7 +185,7 @@
         <w:rPr>
           <w:sz w:val="20"/>
         </w:rPr>
-        <w:t>n8n, Playwright, APScheduler, Web Scraping, REST APIs, Git, GitHub, Postman, VS Code, Jira, Trello, Slack, HubSpot, Figma, Docker</w:t>
+        <w:t>n8n, Playwright, APScheduler, Web Scraping, REST APIs</w:t>
       </w:r>
     </w:p>
     <w:p>
@@ -203,7 +203,25 @@
         <w:rPr>
           <w:sz w:val="20"/>
         </w:rPr>
-        <w:t>Oracle Cloud, Google Cloud Platform, CI/CD, Bitbucket, Confluence, Zoom, Google Workspace, Microsoft Office</w:t>
+        <w:t>Oracle Cloud, Google Cloud Platform, Docker</w:t>
+      </w:r>
+    </w:p>
+    <w:p>
+      <w:pPr>
+        <w:spacing w:before="0" w:after="40"/>
+      </w:pPr>
+      <w:r>
+        <w:rPr>
+          <w:b/>
+          <w:sz w:val="20"/>
+        </w:rPr>
+        <w:t xml:space="preserve">Additional Skills: </w:t>
+      </w:r>
+      <w:r>
+        <w:rPr>
+          <w:sz w:val="20"/>
+        </w:rPr>
+        <w:t>Agile Methodology, CI/CD, Version Control (Git), Client Communication, Team Collaboration, Problem-Solving, Software Architecture, Database Management, Security Practices, Testing and Debugging, Performance Optimization, Code Review, Technical Documentation, Mentorship, Leadership, Project Scoping, Strategic Planning, Execution</w:t>
       </w:r>
     </w:p>
     <w:p>
@@ -253,7 +271,7 @@
         <w:rPr>
           <w:sz w:val="20"/>
         </w:rPr>
-        <w:t>Designed and developed full-stack applications for enterprise clients, ensuring cross-device usability and accessibility.</w:t>
+        <w:t>Led the integration of SAP APIs with an internal Credit Control System, automating processes for OA and IT units.</w:t>
       </w:r>
     </w:p>
     <w:p>
@@ -265,7 +283,7 @@
         <w:rPr>
           <w:sz w:val="20"/>
         </w:rPr>
-        <w:t>Implemented backend logic and integrated internal APIs for seamless customer-facing system functionality.</w:t>
+        <w:t>Authored comprehensive System Design Documents (SDDs) for Application, Data, Integration, and Security Architecture.</w:t>
       </w:r>
     </w:p>
     <w:p>
@@ -277,7 +295,7 @@
         <w:rPr>
           <w:sz w:val="20"/>
         </w:rPr>
-        <w:t>Collaborated with cross-functional teams, employing Git-based workflows and CI pipelines for efficient development and deployment.</w:t>
+        <w:t>Designed and implemented an AI-powered tender scraping pipeline, automating tender opportunity discovery and processing.</w:t>
       </w:r>
     </w:p>
     <w:p>
@@ -312,7 +330,7 @@
         <w:rPr>
           <w:sz w:val="20"/>
         </w:rPr>
-        <w:t>Trained AI models through precise data annotation, improving model accuracy for multimodal datasets.</w:t>
+        <w:t>Trained AI models with difference-based captions, categorisation, and validation for multimodal datasets.</w:t>
       </w:r>
     </w:p>
     <w:p>
@@ -324,19 +342,7 @@
         <w:rPr>
           <w:sz w:val="20"/>
         </w:rPr>
-        <w:t>Performed comprehensive validation checks, ensuring high-quality annotated data for production model training pipelines.</w:t>
-      </w:r>
-    </w:p>
-    <w:p>
-      <w:pPr>
-        <w:pStyle w:val="ListBullet"/>
-        <w:spacing w:before="0" w:after="20"/>
-      </w:pPr>
-      <w:r>
-        <w:rPr>
-          <w:sz w:val="20"/>
-        </w:rPr>
-        <w:t>Contributed to the successful adoption of AI-driven automation features within the organisation.</w:t>
+        <w:t>Ensured high-quality annotations, directly contributing to production model training pipelines.</w:t>
       </w:r>
     </w:p>
     <w:p>
@@ -371,7 +377,7 @@
         <w:rPr>
           <w:sz w:val="20"/>
         </w:rPr>
-        <w:t>Delivered full-stack solutions, including UI development, API optimisation, and CMS management, for diverse client projects.</w:t>
+        <w:t>Built full-stack solutions, including UI components and API optimisation, for diverse U.S. clients.</w:t>
       </w:r>
     </w:p>
     <w:p>
@@ -383,7 +389,7 @@
         <w:rPr>
           <w:sz w:val="20"/>
         </w:rPr>
-        <w:t>Worked remotely with international teams to enhance performance, debug issues, and incorporate client feedback.</w:t>
+        <w:t>Collaborated remotely to debug, enhance performance, and incorporate client feedback.</w:t>
       </w:r>
     </w:p>
     <w:p>
@@ -418,7 +424,7 @@
         <w:rPr>
           <w:sz w:val="20"/>
         </w:rPr>
-        <w:t>Evaluated and annotated datasets for AI systems in healthcare and agriculture, focusing on intent detection and slot tagging.</w:t>
+        <w:t>Annotated datasets for health and agriculture AI, including intent detection and structured data creation.</w:t>
       </w:r>
     </w:p>
     <w:p>
@@ -430,7 +436,7 @@
         <w:rPr>
           <w:sz w:val="20"/>
         </w:rPr>
-        <w:t>Maintained data consistency and quality across multilingual datasets, enabling effective model training.</w:t>
+        <w:t>Maintained annotation quality across multilingual training data.</w:t>
       </w:r>
     </w:p>
     <w:p>
